--- a/docs/CRM + Invoicing SaaS — MVP Build Plan & Acceptance Criteria.docx
+++ b/docs/CRM + Invoicing SaaS — MVP Build Plan & Acceptance Criteria.docx
@@ -450,7 +450,7 @@
         <w:rPr>
           <w:rtl w:val="0"/>
         </w:rPr>
-        <w:t xml:space="preserve">Add a REST API when a real first-party or external client requires it</w:t>
+        <w:t>Version and harden a REST API before the Flutter mobile phase begins; later external API access can build on the same versioned foundation</w:t>
       </w:r>
     </w:p>
     <w:p>
@@ -740,7 +740,7 @@
         <w:rPr>
           <w:rtl w:val="0"/>
         </w:rPr>
-        <w:t xml:space="preserve">Django REST Framework introduced when the API phase begins</w:t>
+        <w:t xml:space="preserve">Django REST Framework introduced when the API phase begins; mobile uses Dart + Flutter for iOS and Android, Dart async/await networking, and platform-secure authentication-token storage</w:t>
       </w:r>
     </w:p>
     <w:p>
@@ -1681,7 +1681,7 @@
         <w:rPr>
           <w:rtl w:val="0"/>
         </w:rPr>
-        <w:t xml:space="preserve">Native mobile application</w:t>
+        <w:t xml:space="preserve">Flutter mobile application for iOS and Android (planned post-V1; not part of the initial responsive web V1)</w:t>
       </w:r>
     </w:p>
     <w:p>
@@ -17202,7 +17202,28 @@
         <w:rPr>
           <w:rtl w:val="0"/>
         </w:rPr>
-        <w:t xml:space="preserve">These decisions do not block Milestone 0 or Milestone 1:</w:t>
+        <w:t xml:space="preserve">The platform decision is now resolved: build the responsive web application first, then a Flutter mobile application using Dart against the same authoritative Django backend, targeting both iOS and Android from one mobile codebase. Initial mobile synchronization will be server-first rather than offline-first.</w:t>
+      </w:r>
+    </w:p>
+    <w:p>
+      <w:pPr>
+        <w:rPr/>
+      </w:pPr>
+      <w:r>
+        <w:rPr>
+          <w:rtl w:val="0"/>
+        </w:rPr>
+      </w:r>
+    </w:p>
+    <w:p>
+      <w:pPr>
+        <w:rPr/>
+      </w:pPr>
+      <w:r>
+        <w:rPr>
+          <w:rtl w:val="0"/>
+        </w:rPr>
+        <w:t xml:space="preserve">These remaining decisions do not block Milestone 0 or Milestone 1:</w:t>
       </w:r>
     </w:p>
     <w:p>
@@ -17364,7 +17385,7 @@
         <w:rPr>
           <w:rtl w:val="0"/>
         </w:rPr>
-        <w:t xml:space="preserve">Mobile technology choice</w:t>
+        <w:t xml:space="preserve">Final Flutter API-client implementation details beyond the approved Dart + Flutter baseline</w:t>
       </w:r>
     </w:p>
     <w:p>
@@ -18164,6 +18185,537 @@
           <w:rtl w:val="0"/>
         </w:rPr>
         <w:t xml:space="preserve">This order is slower for the first visible demo and faster for the actual product. It prevents the most expensive class of later rewrites: changing identity, tenancy, or financial boundaries after customer data exists.</w:t>
+      </w:r>
+    </w:p>
+    <w:p>
+      <w:pPr>
+        <w:rPr/>
+      </w:pPr>
+      <w:r>
+        <w:rPr>
+          <w:rtl w:val="0"/>
+        </w:rPr>
+      </w:r>
+    </w:p>
+    <w:p>
+      <w:pPr>
+        <w:rPr/>
+      </w:pPr>
+      <w:r>
+        <w:rPr>
+          <w:rtl w:val="0"/>
+        </w:rPr>
+        <w:t xml:space="preserve">34. Post-V1 Flutter mobile application roadmap</w:t>
+      </w:r>
+    </w:p>
+    <w:p>
+      <w:pPr>
+        <w:rPr/>
+      </w:pPr>
+      <w:r>
+        <w:rPr>
+          <w:rtl w:val="0"/>
+        </w:rPr>
+      </w:r>
+    </w:p>
+    <w:p>
+      <w:pPr>
+        <w:rPr/>
+      </w:pPr>
+      <w:r>
+        <w:rPr>
+          <w:rtl w:val="0"/>
+        </w:rPr>
+        <w:t xml:space="preserve">Purpose</w:t>
+      </w:r>
+    </w:p>
+    <w:p>
+      <w:pPr>
+        <w:rPr/>
+      </w:pPr>
+      <w:r>
+        <w:rPr>
+          <w:rtl w:val="0"/>
+        </w:rPr>
+        <w:t xml:space="preserve">The Flutter mobile application is the second first-party client codebase for the same SaaS platform, not a separate product or data store. It targets both iOS and Android. Django and PostgreSQL remain authoritative for business rules and records.</w:t>
+      </w:r>
+    </w:p>
+    <w:p>
+      <w:pPr>
+        <w:rPr/>
+      </w:pPr>
+      <w:r>
+        <w:rPr>
+          <w:rtl w:val="0"/>
+        </w:rPr>
+      </w:r>
+    </w:p>
+    <w:p>
+      <w:pPr>
+        <w:rPr/>
+      </w:pPr>
+      <w:r>
+        <w:rPr>
+          <w:rtl w:val="0"/>
+        </w:rPr>
+        <w:t xml:space="preserve">Preconditions</w:t>
+      </w:r>
+    </w:p>
+    <w:p>
+      <w:pPr>
+        <w:rPr/>
+      </w:pPr>
+      <w:r>
+        <w:rPr>
+          <w:rtl w:val="0"/>
+        </w:rPr>
+        <w:t xml:space="preserve">• Responsive web V1 passes its launch gate</w:t>
+      </w:r>
+    </w:p>
+    <w:p>
+      <w:pPr>
+        <w:rPr/>
+      </w:pPr>
+      <w:r>
+        <w:rPr>
+          <w:rtl w:val="0"/>
+        </w:rPr>
+        <w:t xml:space="preserve">• Core estimate, invoice, payment, and tenant-isolation workflows are stable in production-like testing</w:t>
+      </w:r>
+    </w:p>
+    <w:p>
+      <w:pPr>
+        <w:rPr/>
+      </w:pPr>
+      <w:r>
+        <w:rPr>
+          <w:rtl w:val="0"/>
+        </w:rPr>
+        <w:t xml:space="preserve">• /api/v1 is versioned and its response contracts are stable enough for a first-party client</w:t>
+      </w:r>
+    </w:p>
+    <w:p>
+      <w:pPr>
+        <w:rPr/>
+      </w:pPr>
+      <w:r>
+        <w:rPr>
+          <w:rtl w:val="0"/>
+        </w:rPr>
+        <w:t xml:space="preserve">• Dedicated mobile token authentication and revocation are implemented and tested</w:t>
+      </w:r>
+    </w:p>
+    <w:p>
+      <w:pPr>
+        <w:rPr/>
+      </w:pPr>
+      <w:r>
+        <w:rPr>
+          <w:rtl w:val="0"/>
+        </w:rPr>
+        <w:t xml:space="preserve">• API mutations are retry-safe where duplicate requests are possible</w:t>
+      </w:r>
+    </w:p>
+    <w:p>
+      <w:pPr>
+        <w:rPr/>
+      </w:pPr>
+      <w:r>
+        <w:rPr>
+          <w:rtl w:val="0"/>
+        </w:rPr>
+      </w:r>
+    </w:p>
+    <w:p>
+      <w:pPr>
+        <w:rPr/>
+      </w:pPr>
+      <w:r>
+        <w:rPr>
+          <w:rtl w:val="0"/>
+        </w:rPr>
+        <w:t xml:space="preserve">Milestone 8 — API hardening and Flutter mobile foundation</w:t>
+      </w:r>
+    </w:p>
+    <w:p>
+      <w:pPr>
+        <w:rPr/>
+      </w:pPr>
+      <w:r>
+        <w:rPr>
+          <w:rtl w:val="0"/>
+        </w:rPr>
+        <w:t xml:space="preserve">• Freeze and document the first-party /api/v1 contracts</w:t>
+      </w:r>
+    </w:p>
+    <w:p>
+      <w:pPr>
+        <w:rPr/>
+      </w:pPr>
+      <w:r>
+        <w:rPr>
+          <w:rtl w:val="0"/>
+        </w:rPr>
+        <w:t xml:space="preserve">• Add short-lived access tokens and rotating refresh tokens</w:t>
+      </w:r>
+    </w:p>
+    <w:p>
+      <w:pPr>
+        <w:rPr/>
+      </w:pPr>
+      <w:r>
+        <w:rPr>
+          <w:rtl w:val="0"/>
+        </w:rPr>
+        <w:t xml:space="preserve">• Add server-side device/session revocation</w:t>
+      </w:r>
+    </w:p>
+    <w:p>
+      <w:pPr>
+        <w:rPr/>
+      </w:pPr>
+      <w:r>
+        <w:rPr>
+          <w:rtl w:val="0"/>
+        </w:rPr>
+        <w:t xml:space="preserve">• Create the Dart + Flutter application shell for iOS and Android</w:t>
+      </w:r>
+    </w:p>
+    <w:p>
+      <w:pPr>
+        <w:rPr/>
+      </w:pPr>
+      <w:r>
+        <w:rPr>
+          <w:rtl w:val="0"/>
+        </w:rPr>
+        <w:t xml:space="preserve">• Use a small typed Dart API-client layer with async/await</w:t>
+      </w:r>
+    </w:p>
+    <w:p>
+      <w:pPr>
+        <w:rPr/>
+      </w:pPr>
+      <w:r>
+        <w:rPr>
+          <w:rtl w:val="0"/>
+        </w:rPr>
+        <w:t xml:space="preserve">• Store credentials only through platform-secure storage backed by Keychain on iOS and the Android Keystore</w:t>
+      </w:r>
+    </w:p>
+    <w:p>
+      <w:pPr>
+        <w:rPr/>
+      </w:pPr>
+      <w:r>
+        <w:rPr>
+          <w:rtl w:val="0"/>
+        </w:rPr>
+        <w:t xml:space="preserve">• Implement consistent API error, loading, empty, and retry states</w:t>
+      </w:r>
+    </w:p>
+    <w:p>
+      <w:pPr>
+        <w:rPr/>
+      </w:pPr>
+      <w:r>
+        <w:rPr>
+          <w:rtl w:val="0"/>
+        </w:rPr>
+        <w:t xml:space="preserve">• Use server-first synchronization; do not implement offline-first conflict resolution initially</w:t>
+      </w:r>
+    </w:p>
+    <w:p>
+      <w:pPr>
+        <w:rPr/>
+      </w:pPr>
+      <w:r>
+        <w:rPr>
+          <w:rtl w:val="0"/>
+        </w:rPr>
+      </w:r>
+    </w:p>
+    <w:p>
+      <w:pPr>
+        <w:rPr/>
+      </w:pPr>
+      <w:r>
+        <w:rPr>
+          <w:rtl w:val="0"/>
+        </w:rPr>
+        <w:t xml:space="preserve">Initial mobile feature set</w:t>
+      </w:r>
+    </w:p>
+    <w:p>
+      <w:pPr>
+        <w:rPr/>
+      </w:pPr>
+      <w:r>
+        <w:rPr>
+          <w:rtl w:val="0"/>
+        </w:rPr>
+        <w:t xml:space="preserve">• Dashboard</w:t>
+      </w:r>
+    </w:p>
+    <w:p>
+      <w:pPr>
+        <w:rPr/>
+      </w:pPr>
+      <w:r>
+        <w:rPr>
+          <w:rtl w:val="0"/>
+        </w:rPr>
+        <w:t xml:space="preserve">• Clients and leads</w:t>
+      </w:r>
+    </w:p>
+    <w:p>
+      <w:pPr>
+        <w:rPr/>
+      </w:pPr>
+      <w:r>
+        <w:rPr>
+          <w:rtl w:val="0"/>
+        </w:rPr>
+        <w:t xml:space="preserve">• Client detail and activity</w:t>
+      </w:r>
+    </w:p>
+    <w:p>
+      <w:pPr>
+        <w:rPr/>
+      </w:pPr>
+      <w:r>
+        <w:rPr>
+          <w:rtl w:val="0"/>
+        </w:rPr>
+        <w:t xml:space="preserve">• Estimates</w:t>
+      </w:r>
+    </w:p>
+    <w:p>
+      <w:pPr>
+        <w:rPr/>
+      </w:pPr>
+      <w:r>
+        <w:rPr>
+          <w:rtl w:val="0"/>
+        </w:rPr>
+        <w:t xml:space="preserve">• Invoices</w:t>
+      </w:r>
+    </w:p>
+    <w:p>
+      <w:pPr>
+        <w:rPr/>
+      </w:pPr>
+      <w:r>
+        <w:rPr>
+          <w:rtl w:val="0"/>
+        </w:rPr>
+        <w:t xml:space="preserve">• Manual payment recording where permitted</w:t>
+      </w:r>
+    </w:p>
+    <w:p>
+      <w:pPr>
+        <w:rPr/>
+      </w:pPr>
+      <w:r>
+        <w:rPr>
+          <w:rtl w:val="0"/>
+        </w:rPr>
+        <w:t xml:space="preserve">• Payment and balance status</w:t>
+      </w:r>
+    </w:p>
+    <w:p>
+      <w:pPr>
+        <w:rPr/>
+      </w:pPr>
+      <w:r>
+        <w:rPr>
+          <w:rtl w:val="0"/>
+        </w:rPr>
+        <w:t xml:space="preserve">• Notifications</w:t>
+      </w:r>
+    </w:p>
+    <w:p>
+      <w:pPr>
+        <w:rPr/>
+      </w:pPr>
+      <w:r>
+        <w:rPr>
+          <w:rtl w:val="0"/>
+        </w:rPr>
+        <w:t xml:space="preserve">• High-value mobile actions such as call, email, share, and quick lead entry</w:t>
+      </w:r>
+    </w:p>
+    <w:p>
+      <w:pPr>
+        <w:rPr/>
+      </w:pPr>
+      <w:r>
+        <w:rPr>
+          <w:rtl w:val="0"/>
+        </w:rPr>
+      </w:r>
+    </w:p>
+    <w:p>
+      <w:pPr>
+        <w:rPr/>
+      </w:pPr>
+      <w:r>
+        <w:rPr>
+          <w:rtl w:val="0"/>
+        </w:rPr>
+        <w:t xml:space="preserve">Do not require every web-only administration screen to exist in the first mobile release. Business setup, advanced settings, billing administration, and other low-frequency configuration can remain web-first unless user testing shows a mobile need.</w:t>
+      </w:r>
+    </w:p>
+    <w:p>
+      <w:pPr>
+        <w:rPr/>
+      </w:pPr>
+      <w:r>
+        <w:rPr>
+          <w:rtl w:val="0"/>
+        </w:rPr>
+      </w:r>
+    </w:p>
+    <w:p>
+      <w:pPr>
+        <w:rPr/>
+      </w:pPr>
+      <w:r>
+        <w:rPr>
+          <w:rtl w:val="0"/>
+        </w:rPr>
+        <w:t xml:space="preserve">Acceptance criteria</w:t>
+      </w:r>
+    </w:p>
+    <w:p>
+      <w:pPr>
+        <w:rPr/>
+      </w:pPr>
+      <w:r>
+        <w:rPr>
+          <w:rtl w:val="0"/>
+        </w:rPr>
+        <w:t xml:space="preserve">• The same account and business data are visible on web, iOS, and Android</w:t>
+      </w:r>
+    </w:p>
+    <w:p>
+      <w:pPr>
+        <w:rPr/>
+      </w:pPr>
+      <w:r>
+        <w:rPr>
+          <w:rtl w:val="0"/>
+        </w:rPr>
+        <w:t xml:space="preserve">• A valid write from either client becomes authoritative server state and is reflected by the other client on refresh or refetch</w:t>
+      </w:r>
+    </w:p>
+    <w:p>
+      <w:pPr>
+        <w:rPr/>
+      </w:pPr>
+      <w:r>
+        <w:rPr>
+          <w:rtl w:val="0"/>
+        </w:rPr>
+        <w:t>• Financial calculations, overdue state, permissions, numbering, and plan rules are never reimplemented independently in Dart or another client layer</w:t>
+      </w:r>
+    </w:p>
+    <w:p>
+      <w:pPr>
+        <w:rPr/>
+      </w:pPr>
+      <w:r>
+        <w:rPr>
+          <w:rtl w:val="0"/>
+        </w:rPr>
+        <w:t xml:space="preserve">• Tenant-isolation tests cover every mobile API endpoint</w:t>
+      </w:r>
+    </w:p>
+    <w:p>
+      <w:pPr>
+        <w:rPr/>
+      </w:pPr>
+      <w:r>
+        <w:rPr>
+          <w:rtl w:val="0"/>
+        </w:rPr>
+        <w:t xml:space="preserve">• Expired or revoked mobile credentials cannot continue accessing data</w:t>
+      </w:r>
+    </w:p>
+    <w:p>
+      <w:pPr>
+        <w:rPr/>
+      </w:pPr>
+      <w:r>
+        <w:rPr>
+          <w:rtl w:val="0"/>
+        </w:rPr>
+        <w:t xml:space="preserve">• Retrying a mobile mutation cannot create duplicate estimates, invoices, or payments</w:t>
+      </w:r>
+    </w:p>
+    <w:p>
+      <w:pPr>
+        <w:rPr/>
+      </w:pPr>
+      <w:r>
+        <w:rPr>
+          <w:rtl w:val="0"/>
+        </w:rPr>
+        <w:t>• The Flutter application on iOS and Android handles network loss clearly without pretending unsynced writes were saved</w:t>
+      </w:r>
+    </w:p>
+    <w:p>
+      <w:pPr>
+        <w:rPr/>
+      </w:pPr>
+      <w:r>
+        <w:rPr>
+          <w:rtl w:val="0"/>
+        </w:rPr>
+        <w:t xml:space="preserve">• No sensitive authentication token is stored outside platform-secure storage</w:t>
+      </w:r>
+    </w:p>
+    <w:p>
+      <w:pPr>
+        <w:rPr/>
+      </w:pPr>
+      <w:r>
+        <w:rPr>
+          <w:rtl w:val="0"/>
+        </w:rPr>
+        <w:t xml:space="preserve">• The web application remains fully functional if the mobile client is unavailable</w:t>
+      </w:r>
+    </w:p>
+    <w:p>
+      <w:pPr>
+        <w:rPr/>
+      </w:pPr>
+      <w:r>
+        <w:rPr>
+          <w:rtl w:val="0"/>
+        </w:rPr>
+      </w:r>
+    </w:p>
+    <w:p>
+      <w:pPr>
+        <w:rPr/>
+      </w:pPr>
+      <w:r>
+        <w:rPr>
+          <w:rtl w:val="0"/>
+        </w:rPr>
+        <w:t xml:space="preserve">Exit gate</w:t>
+      </w:r>
+    </w:p>
+    <w:p>
+      <w:pPr>
+        <w:rPr/>
+      </w:pPr>
+      <w:r>
+        <w:rPr>
+          <w:rtl w:val="0"/>
+        </w:rPr>
+        <w:t xml:space="preserve">A user can sign into the Flutter app on iOS or Android, work with the same live business data used by the web application, complete the supported mobile workflows safely, and move between web and mobile without data duplication or conflicting business logic.</w:t>
       </w:r>
     </w:p>
     <w:p>
